--- a/03_Outputs/final scripts/zh/Module 3/3.3.0-zh.docx
+++ b/03_Outputs/final scripts/zh/Module 3/3.3.0-zh.docx
@@ -4,7 +4,7 @@
   <w:body>
     <w:p>
       <w:r>
-        <w:t>欢迎来到第3章：一种保护自然并促进经济增长的喷气机。</w:t>
+        <w:t>欢迎来到第3章：一种保护自然并促进经济增长的喷气式飞机。</w:t>
       </w:r>
     </w:p>
     <w:p>
@@ -19,7 +19,7 @@
     </w:p>
     <w:p>
       <w:r>
-        <w:t>区域合作也可以发挥作用。通过资源整合和发展本地产业，国家可以从出口转向加工和电池制造等增值环节。例如，摩洛哥和埃及正将自己定位为可再生能源制造的枢纽。</w:t>
+        <w:t>区域合作也能发挥作用。通过资源整合和发展本地产业，国家可以从出口转向加工和电池制造等增值环节。例如，摩洛哥和埃及正将自己定位为可再生能源制造的枢纽。</w:t>
       </w:r>
     </w:p>
     <w:p>
@@ -29,7 +29,7 @@
     </w:p>
     <w:p>
       <w:r>
-        <w:t>需要一种全面的方法——最大化可再生能源的气候效益，同时最小化意外的生态破坏。通过推动价值链发展和投资下游产业，发展中国家可以创造就业、降低成本，并建立更具韧性的经济。</w:t>
+        <w:t>需要采取全面的方法——既要最大化可再生能源的气候效益，又要减少意外的生态破坏。通过推动价值链发展和投资下游产业，发展中国家可以创造就业、降低成本，并建立更具韧性的经济。</w:t>
       </w:r>
     </w:p>
     <w:sectPr>
